--- a/DBTUNING/ch34_IO구성_OS자원관리/ch34_실습문제.docx
+++ b/DBTUNING/ch34_IO구성_OS자원관리/ch34_실습문제.docx
@@ -7,12 +7,12 @@
         <w:pStyle w:val="Heading1"/>
       </w:pPr>
       <w:r>
-        <w:t>제20장  I/O 구성과 OS 자원 관리 — 실습문제</w:t>
-      </w:r>
-    </w:p>
-    <w:p>
-      <w:r>
-        <w:t>총 50문항 (하 20 · 중 20 · 상 10). Oracle Database 19c non-CDB(orcl 19.3) 환경 기준. 각 문항은 객관식(①②③④)이다. 수치는 20장 실측값(V$FILESTAT·V$OSSTAT·V$IOSTAT_FILE 등)을 따른다.</w:t>
+        <w:t>제ch34  I/O 구성과 OS 자원 관리 — 실습문제</w:t>
+      </w:r>
+    </w:p>
+    <w:p>
+      <w:r>
+        <w:t>총 50문항 (하 20 · 중 20 · 상 10). Oracle Database 19c non-CDB(orcl 19.3) 환경 기준. 각 문항은 객관식(①②③④)이다. 수치는 ch34 실측값(V$FILESTAT·V$OSSTAT·V$IOSTAT_FILE 등)을 따른다.</w:t>
       </w:r>
     </w:p>
     <w:p>

--- a/DBTUNING/ch34_IO구성_OS자원관리/ch34_실습문제.docx
+++ b/DBTUNING/ch34_IO구성_OS자원관리/ch34_실습문제.docx
@@ -7,7 +7,7 @@
         <w:pStyle w:val="Heading1"/>
       </w:pPr>
       <w:r>
-        <w:t>제ch34  I/O 구성과 OS 자원 관리 — 실습문제</w:t>
+        <w:t>ch34  I/O 구성과 OS 자원 관리 — 실습문제</w:t>
       </w:r>
     </w:p>
     <w:p>
